--- a/중국어_대화문/5부_docx/5부_02화_커팅웨와의_새_계약.docx
+++ b/중국어_대화문/5부_docx/5부_02화_커팅웨와의_새_계약.docx
@@ -549,7 +549,7 @@
         <w:t>柯庭岳:</w:t>
       </w:r>
       <w:r>
-        <w:t xml:space="preserve"> 不全是。(终于提起壶，给炉上的水续了一点) 我想起三年前，在我家那个小院里，我对你说过一句话：“我记在账上，哪天我开口，别装作没有这一笔。”</w:t>
+        <w:t xml:space="preserve"> 不全是。(终于提起壶，给炉上的水续了一点) 我想起九年前，在我那间办公室里，我对你说过一句话：“我记在账上，哪天我开口，别装作没有这一笔。”</w:t>
       </w:r>
     </w:p>
     <w:p>
